--- a/отчет по практике 4.docx
+++ b/отчет по практике 4.docx
@@ -268,7 +268,7 @@
               </wp:anchor>
             </w:drawing>
           </mc:Choice>
-          <mc:Fallback xmlns:dgm="http://schemas.openxmlformats.org/drawingml/2006/diagram" xmlns:lc="http://schemas.openxmlformats.org/drawingml/2006/lockedCanvas" xmlns:c="http://schemas.openxmlformats.org/drawingml/2006/chart" xmlns:pic="http://schemas.openxmlformats.org/drawingml/2006/picture" xmlns:a="http://schemas.openxmlformats.org/drawingml/2006/main" xmlns:sl="http://schemas.openxmlformats.org/schemaLibrary/2006/main" xmlns:w16sdtfl="http://schemas.microsoft.com/office/word/2024/wordml/sdtformatlock" xmlns:w16du="http://schemas.microsoft.com/office/word/2023/wordml/word16du">
+          <mc:Fallback xmlns:w16du="http://schemas.microsoft.com/office/word/2023/wordml/word16du" xmlns:w16sdtfl="http://schemas.microsoft.com/office/word/2024/wordml/sdtformatlock" xmlns:sl="http://schemas.openxmlformats.org/schemaLibrary/2006/main" xmlns:a="http://schemas.openxmlformats.org/drawingml/2006/main" xmlns:pic="http://schemas.openxmlformats.org/drawingml/2006/picture" xmlns:c="http://schemas.openxmlformats.org/drawingml/2006/chart" xmlns:lc="http://schemas.openxmlformats.org/drawingml/2006/lockedCanvas" xmlns:dgm="http://schemas.openxmlformats.org/drawingml/2006/diagram">
             <w:drawing>
               <wp:anchor allowOverlap="1" behindDoc="0" distB="0" distT="0" distL="114300" distR="114300" hidden="0" layoutInCell="1" locked="0" relativeHeight="0" simplePos="0">
                 <wp:simplePos x="0" y="0"/>
@@ -1128,6 +1128,48 @@
         </w:rPr>
         <w:br/>
       </w:r>
+      <w:r>
+        <w:rPr>
+          <w:rFonts w:ascii="Times New Roman" w:eastAsia="Times New Roman" w:hAnsi="Times New Roman"/>
+          <w:sz w:val="24"/>
+          <w:szCs w:val="24"/>
+        </w:rPr>
+        <w:drawing>
+          <wp:inline distT="0" distB="0" distL="0" distR="0" wp14:anchorId="13266E1A" wp14:editId="348AB79A">
+            <wp:extent cx="2173044" cy="2224608"/>
+            <wp:effectExtent l="0" t="0" r="0" b="0"/>
+            <wp:docPr id="573326388" name="Рисунок 1"/>
+            <wp:cNvGraphicFramePr>
+              <a:graphicFrameLocks xmlns:a="http://schemas.openxmlformats.org/drawingml/2006/main" noChangeAspect="1"/>
+            </wp:cNvGraphicFramePr>
+            <a:graphic xmlns:a="http://schemas.openxmlformats.org/drawingml/2006/main">
+              <a:graphicData uri="http://schemas.openxmlformats.org/drawingml/2006/picture">
+                <pic:pic xmlns:pic="http://schemas.openxmlformats.org/drawingml/2006/picture">
+                  <pic:nvPicPr>
+                    <pic:cNvPr id="573326388" name=""/>
+                    <pic:cNvPicPr/>
+                  </pic:nvPicPr>
+                  <pic:blipFill>
+                    <a:blip r:embed="rId12"/>
+                    <a:stretch>
+                      <a:fillRect/>
+                    </a:stretch>
+                  </pic:blipFill>
+                  <pic:spPr>
+                    <a:xfrm>
+                      <a:off x="0" y="0"/>
+                      <a:ext cx="2184107" cy="2235933"/>
+                    </a:xfrm>
+                    <a:prstGeom prst="rect">
+                      <a:avLst/>
+                    </a:prstGeom>
+                  </pic:spPr>
+                </pic:pic>
+              </a:graphicData>
+            </a:graphic>
+          </wp:inline>
+        </w:drawing>
+      </w:r>
     </w:p>
     <w:p>
       <w:pPr>
@@ -1232,6 +1274,43 @@
       <w:pPr>
         <w:jc w:val="both"/>
       </w:pPr>
+      <w:r>
+        <w:drawing>
+          <wp:inline distT="0" distB="0" distL="0" distR="0" wp14:anchorId="4C1F9D82" wp14:editId="72071C31">
+            <wp:extent cx="2151103" cy="2194560"/>
+            <wp:effectExtent l="0" t="0" r="0" b="2540"/>
+            <wp:docPr id="899644564" name="Рисунок 1"/>
+            <wp:cNvGraphicFramePr>
+              <a:graphicFrameLocks xmlns:a="http://schemas.openxmlformats.org/drawingml/2006/main" noChangeAspect="1"/>
+            </wp:cNvGraphicFramePr>
+            <a:graphic xmlns:a="http://schemas.openxmlformats.org/drawingml/2006/main">
+              <a:graphicData uri="http://schemas.openxmlformats.org/drawingml/2006/picture">
+                <pic:pic xmlns:pic="http://schemas.openxmlformats.org/drawingml/2006/picture">
+                  <pic:nvPicPr>
+                    <pic:cNvPr id="899644564" name=""/>
+                    <pic:cNvPicPr/>
+                  </pic:nvPicPr>
+                  <pic:blipFill>
+                    <a:blip r:embed="rId13"/>
+                    <a:stretch>
+                      <a:fillRect/>
+                    </a:stretch>
+                  </pic:blipFill>
+                  <pic:spPr>
+                    <a:xfrm>
+                      <a:off x="0" y="0"/>
+                      <a:ext cx="2164733" cy="2208466"/>
+                    </a:xfrm>
+                    <a:prstGeom prst="rect">
+                      <a:avLst/>
+                    </a:prstGeom>
+                  </pic:spPr>
+                </pic:pic>
+              </a:graphicData>
+            </a:graphic>
+          </wp:inline>
+        </w:drawing>
+      </w:r>
     </w:p>
     <w:p>
       <w:pPr>
@@ -1239,6 +1318,7 @@
         <w:jc w:val="both"/>
       </w:pPr>
       <w:r>
+        <w:lastRenderedPageBreak/>
         <w:t>Задание 1.3</w:t>
       </w:r>
     </w:p>
@@ -1260,7 +1340,7 @@
         </w:rPr>
         <w:t xml:space="preserve">Оформить текст выпускной квалификационной работы </w:t>
       </w:r>
-      <w:hyperlink r:id="rId12" w:history="1">
+      <w:hyperlink r:id="rId14" w:history="1">
         <w:r>
           <w:rPr>
             <w:rStyle w:val="a5"/>
@@ -1382,6 +1462,48 @@
           <w:szCs w:val="20"/>
         </w:rPr>
       </w:pPr>
+      <w:r>
+        <w:rPr>
+          <w:rFonts w:ascii="Times" w:eastAsia="Times" w:hAnsi="Times" w:cs="Times"/>
+          <w:sz w:val="20"/>
+          <w:szCs w:val="20"/>
+        </w:rPr>
+        <w:drawing>
+          <wp:inline distT="0" distB="0" distL="0" distR="0" wp14:anchorId="175DE43D" wp14:editId="39A6DBAD">
+            <wp:extent cx="2180216" cy="2173044"/>
+            <wp:effectExtent l="0" t="0" r="4445" b="0"/>
+            <wp:docPr id="839338673" name="Рисунок 1"/>
+            <wp:cNvGraphicFramePr>
+              <a:graphicFrameLocks xmlns:a="http://schemas.openxmlformats.org/drawingml/2006/main" noChangeAspect="1"/>
+            </wp:cNvGraphicFramePr>
+            <a:graphic xmlns:a="http://schemas.openxmlformats.org/drawingml/2006/main">
+              <a:graphicData uri="http://schemas.openxmlformats.org/drawingml/2006/picture">
+                <pic:pic xmlns:pic="http://schemas.openxmlformats.org/drawingml/2006/picture">
+                  <pic:nvPicPr>
+                    <pic:cNvPr id="839338673" name=""/>
+                    <pic:cNvPicPr/>
+                  </pic:nvPicPr>
+                  <pic:blipFill>
+                    <a:blip r:embed="rId15"/>
+                    <a:stretch>
+                      <a:fillRect/>
+                    </a:stretch>
+                  </pic:blipFill>
+                  <pic:spPr>
+                    <a:xfrm>
+                      <a:off x="0" y="0"/>
+                      <a:ext cx="2200074" cy="2192837"/>
+                    </a:xfrm>
+                    <a:prstGeom prst="rect">
+                      <a:avLst/>
+                    </a:prstGeom>
+                  </pic:spPr>
+                </pic:pic>
+              </a:graphicData>
+            </a:graphic>
+          </wp:inline>
+        </w:drawing>
+      </w:r>
     </w:p>
     <w:p>
       <w:pPr>
@@ -1514,6 +1636,48 @@
           <w:szCs w:val="24"/>
         </w:rPr>
       </w:pPr>
+      <w:r>
+        <w:rPr>
+          <w:rFonts w:ascii="Times New Roman" w:eastAsia="Times New Roman" w:hAnsi="Times New Roman"/>
+          <w:sz w:val="24"/>
+          <w:szCs w:val="24"/>
+        </w:rPr>
+        <w:drawing>
+          <wp:inline distT="0" distB="0" distL="0" distR="0" wp14:anchorId="2E217B96" wp14:editId="00B9D2F5">
+            <wp:extent cx="2179955" cy="2151916"/>
+            <wp:effectExtent l="0" t="0" r="4445" b="0"/>
+            <wp:docPr id="2090727056" name="Рисунок 1"/>
+            <wp:cNvGraphicFramePr>
+              <a:graphicFrameLocks xmlns:a="http://schemas.openxmlformats.org/drawingml/2006/main" noChangeAspect="1"/>
+            </wp:cNvGraphicFramePr>
+            <a:graphic xmlns:a="http://schemas.openxmlformats.org/drawingml/2006/main">
+              <a:graphicData uri="http://schemas.openxmlformats.org/drawingml/2006/picture">
+                <pic:pic xmlns:pic="http://schemas.openxmlformats.org/drawingml/2006/picture">
+                  <pic:nvPicPr>
+                    <pic:cNvPr id="2090727056" name=""/>
+                    <pic:cNvPicPr/>
+                  </pic:nvPicPr>
+                  <pic:blipFill>
+                    <a:blip r:embed="rId16"/>
+                    <a:stretch>
+                      <a:fillRect/>
+                    </a:stretch>
+                  </pic:blipFill>
+                  <pic:spPr>
+                    <a:xfrm>
+                      <a:off x="0" y="0"/>
+                      <a:ext cx="2202362" cy="2174035"/>
+                    </a:xfrm>
+                    <a:prstGeom prst="rect">
+                      <a:avLst/>
+                    </a:prstGeom>
+                  </pic:spPr>
+                </pic:pic>
+              </a:graphicData>
+            </a:graphic>
+          </wp:inline>
+        </w:drawing>
+      </w:r>
     </w:p>
     <w:p>
       <w:pPr>
@@ -1532,7 +1696,6 @@
         <w:jc w:val="both"/>
       </w:pPr>
       <w:r>
-        <w:lastRenderedPageBreak/>
         <w:t>Задание 1.5</w:t>
       </w:r>
     </w:p>
@@ -1651,6 +1814,7 @@
           <w:i/>
           <w:color w:val="000000"/>
         </w:rPr>
+        <w:lastRenderedPageBreak/>
         <w:t>QR-код задания (на GIT-репозиторий):</w:t>
       </w:r>
     </w:p>
@@ -1675,6 +1839,48 @@
           <w:szCs w:val="24"/>
         </w:rPr>
       </w:pPr>
+      <w:r>
+        <w:rPr>
+          <w:rFonts w:ascii="Times New Roman" w:eastAsia="Times New Roman" w:hAnsi="Times New Roman"/>
+          <w:sz w:val="24"/>
+          <w:szCs w:val="24"/>
+        </w:rPr>
+        <w:drawing>
+          <wp:inline distT="0" distB="0" distL="0" distR="0" wp14:anchorId="07A7E8A4" wp14:editId="5CEE0650">
+            <wp:extent cx="2341382" cy="2355925"/>
+            <wp:effectExtent l="0" t="0" r="0" b="0"/>
+            <wp:docPr id="1637824969" name="Рисунок 1"/>
+            <wp:cNvGraphicFramePr>
+              <a:graphicFrameLocks xmlns:a="http://schemas.openxmlformats.org/drawingml/2006/main" noChangeAspect="1"/>
+            </wp:cNvGraphicFramePr>
+            <a:graphic xmlns:a="http://schemas.openxmlformats.org/drawingml/2006/main">
+              <a:graphicData uri="http://schemas.openxmlformats.org/drawingml/2006/picture">
+                <pic:pic xmlns:pic="http://schemas.openxmlformats.org/drawingml/2006/picture">
+                  <pic:nvPicPr>
+                    <pic:cNvPr id="1637824969" name=""/>
+                    <pic:cNvPicPr/>
+                  </pic:nvPicPr>
+                  <pic:blipFill>
+                    <a:blip r:embed="rId17"/>
+                    <a:stretch>
+                      <a:fillRect/>
+                    </a:stretch>
+                  </pic:blipFill>
+                  <pic:spPr>
+                    <a:xfrm>
+                      <a:off x="0" y="0"/>
+                      <a:ext cx="2352059" cy="2366668"/>
+                    </a:xfrm>
+                    <a:prstGeom prst="rect">
+                      <a:avLst/>
+                    </a:prstGeom>
+                  </pic:spPr>
+                </pic:pic>
+              </a:graphicData>
+            </a:graphic>
+          </wp:inline>
+        </w:drawing>
+      </w:r>
     </w:p>
     <w:p>
       <w:pPr>
@@ -1832,6 +2038,43 @@
         </w:rPr>
       </w:pPr>
       <w:r>
+        <w:drawing>
+          <wp:inline distT="0" distB="0" distL="0" distR="0" wp14:anchorId="0D2A4F37" wp14:editId="7AEF92F0">
+            <wp:extent cx="2248844" cy="2312894"/>
+            <wp:effectExtent l="0" t="0" r="0" b="0"/>
+            <wp:docPr id="506733742" name="Рисунок 1"/>
+            <wp:cNvGraphicFramePr>
+              <a:graphicFrameLocks xmlns:a="http://schemas.openxmlformats.org/drawingml/2006/main" noChangeAspect="1"/>
+            </wp:cNvGraphicFramePr>
+            <a:graphic xmlns:a="http://schemas.openxmlformats.org/drawingml/2006/main">
+              <a:graphicData uri="http://schemas.openxmlformats.org/drawingml/2006/picture">
+                <pic:pic xmlns:pic="http://schemas.openxmlformats.org/drawingml/2006/picture">
+                  <pic:nvPicPr>
+                    <pic:cNvPr id="506733742" name=""/>
+                    <pic:cNvPicPr/>
+                  </pic:nvPicPr>
+                  <pic:blipFill>
+                    <a:blip r:embed="rId18"/>
+                    <a:stretch>
+                      <a:fillRect/>
+                    </a:stretch>
+                  </pic:blipFill>
+                  <pic:spPr>
+                    <a:xfrm>
+                      <a:off x="0" y="0"/>
+                      <a:ext cx="2261794" cy="2326213"/>
+                    </a:xfrm>
+                    <a:prstGeom prst="rect">
+                      <a:avLst/>
+                    </a:prstGeom>
+                  </pic:spPr>
+                </pic:pic>
+              </a:graphicData>
+            </a:graphic>
+          </wp:inline>
+        </w:drawing>
+      </w:r>
+      <w:r>
         <w:br w:type="page"/>
       </w:r>
     </w:p>
@@ -2000,6 +2243,48 @@
           <w:szCs w:val="24"/>
         </w:rPr>
       </w:pPr>
+      <w:r>
+        <w:rPr>
+          <w:rFonts w:ascii="Times New Roman" w:eastAsia="Times New Roman" w:hAnsi="Times New Roman"/>
+          <w:sz w:val="24"/>
+          <w:szCs w:val="24"/>
+        </w:rPr>
+        <w:drawing>
+          <wp:inline distT="0" distB="0" distL="0" distR="0" wp14:anchorId="4C53F07C" wp14:editId="04B49F0C">
+            <wp:extent cx="2377440" cy="2369844"/>
+            <wp:effectExtent l="0" t="0" r="0" b="5080"/>
+            <wp:docPr id="1795224784" name="Рисунок 1"/>
+            <wp:cNvGraphicFramePr>
+              <a:graphicFrameLocks xmlns:a="http://schemas.openxmlformats.org/drawingml/2006/main" noChangeAspect="1"/>
+            </wp:cNvGraphicFramePr>
+            <a:graphic xmlns:a="http://schemas.openxmlformats.org/drawingml/2006/main">
+              <a:graphicData uri="http://schemas.openxmlformats.org/drawingml/2006/picture">
+                <pic:pic xmlns:pic="http://schemas.openxmlformats.org/drawingml/2006/picture">
+                  <pic:nvPicPr>
+                    <pic:cNvPr id="1795224784" name=""/>
+                    <pic:cNvPicPr/>
+                  </pic:nvPicPr>
+                  <pic:blipFill>
+                    <a:blip r:embed="rId19"/>
+                    <a:stretch>
+                      <a:fillRect/>
+                    </a:stretch>
+                  </pic:blipFill>
+                  <pic:spPr>
+                    <a:xfrm>
+                      <a:off x="0" y="0"/>
+                      <a:ext cx="2389328" cy="2381694"/>
+                    </a:xfrm>
+                    <a:prstGeom prst="rect">
+                      <a:avLst/>
+                    </a:prstGeom>
+                  </pic:spPr>
+                </pic:pic>
+              </a:graphicData>
+            </a:graphic>
+          </wp:inline>
+        </w:drawing>
+      </w:r>
     </w:p>
     <w:p>
       <w:pPr>
@@ -2312,6 +2597,7 @@
           <w:sz w:val="24"/>
           <w:szCs w:val="24"/>
         </w:rPr>
+        <w:lastRenderedPageBreak/>
         <w:t>Текстовый документ (опубликовать в электронном портфолио, ссылка в отчете)</w:t>
       </w:r>
     </w:p>
@@ -2336,6 +2622,43 @@
       <w:pPr>
         <w:jc w:val="both"/>
       </w:pPr>
+      <w:r>
+        <w:drawing>
+          <wp:inline distT="0" distB="0" distL="0" distR="0" wp14:anchorId="64F92504" wp14:editId="03051073">
+            <wp:extent cx="2216346" cy="2259106"/>
+            <wp:effectExtent l="0" t="0" r="0" b="1905"/>
+            <wp:docPr id="950795608" name="Рисунок 1"/>
+            <wp:cNvGraphicFramePr>
+              <a:graphicFrameLocks xmlns:a="http://schemas.openxmlformats.org/drawingml/2006/main" noChangeAspect="1"/>
+            </wp:cNvGraphicFramePr>
+            <a:graphic xmlns:a="http://schemas.openxmlformats.org/drawingml/2006/main">
+              <a:graphicData uri="http://schemas.openxmlformats.org/drawingml/2006/picture">
+                <pic:pic xmlns:pic="http://schemas.openxmlformats.org/drawingml/2006/picture">
+                  <pic:nvPicPr>
+                    <pic:cNvPr id="950795608" name=""/>
+                    <pic:cNvPicPr/>
+                  </pic:nvPicPr>
+                  <pic:blipFill>
+                    <a:blip r:embed="rId20"/>
+                    <a:stretch>
+                      <a:fillRect/>
+                    </a:stretch>
+                  </pic:blipFill>
+                  <pic:spPr>
+                    <a:xfrm>
+                      <a:off x="0" y="0"/>
+                      <a:ext cx="2235817" cy="2278953"/>
+                    </a:xfrm>
+                    <a:prstGeom prst="rect">
+                      <a:avLst/>
+                    </a:prstGeom>
+                  </pic:spPr>
+                </pic:pic>
+              </a:graphicData>
+            </a:graphic>
+          </wp:inline>
+        </w:drawing>
+      </w:r>
     </w:p>
     <w:p>
       <w:pPr>
